--- a/PRODUCTION_PLAN.docx
+++ b/PRODUCTION_PLAN.docx
@@ -115,7 +115,7 @@
           <w:szCs w:val="24"/>
           <w:lang w:val="en-ZA"/>
         </w:rPr>
-        <w:t>For a specific area, limited database capacity, daily operations, oversight, and low-frequency model requests, I would estimate about $80-$200 each month. The precise amount varies by region, database availability settings, retained history, and model use; I would verify it using the Azure pricing calculator prior to launch.</w:t>
+        <w:t>For a single Azure region, limited database capacity, daily operations, oversight, and low-frequency model requests, I would estimate about $80-$200 each month. The precise amount varies by region, database availability settings, retained history, and model use; I would verify it using the Azure pricing calculator prior to launch.</w:t>
       </w:r>
     </w:p>
     <w:p>
